--- a/IT_Technical_Support/Identify_the_Hardware_on_Your_PC.docx
+++ b/IT_Technical_Support/Identify_the_Hardware_on_Your_PC.docx
@@ -212,21 +212,12 @@
       <w:r>
         <w:t xml:space="preserve">ownload </w:t>
       </w:r>
-      <w:proofErr w:type="spellStart"/>
       <w:r>
         <w:rPr>
           <w:b/>
           <w:bCs/>
         </w:rPr>
-        <w:t>Cpu</w:t>
-      </w:r>
-      <w:proofErr w:type="spellEnd"/>
-      <w:r>
-        <w:rPr>
-          <w:b/>
-          <w:bCs/>
-        </w:rPr>
-        <w:t>-z</w:t>
+        <w:t>Cpu-z</w:t>
       </w:r>
       <w:r>
         <w:t xml:space="preserve"> and install it on your system.</w:t>
@@ -238,15 +229,7 @@
         <w:t>standalone</w:t>
       </w:r>
       <w:r>
-        <w:t xml:space="preserve"> version that you can carry on a </w:t>
-      </w:r>
-      <w:proofErr w:type="spellStart"/>
-      <w:r>
-        <w:t>usb</w:t>
-      </w:r>
-      <w:proofErr w:type="spellEnd"/>
-      <w:r>
-        <w:t xml:space="preserve"> drive.)</w:t>
+        <w:t xml:space="preserve"> version that you can carry on a usb drive.)</w:t>
       </w:r>
     </w:p>
     <w:p>
@@ -733,11 +716,9 @@
       <w:pPr>
         <w:pStyle w:val="Heading1"/>
       </w:pPr>
-      <w:proofErr w:type="spellStart"/>
       <w:r>
         <w:t>HWiNFO</w:t>
       </w:r>
-      <w:proofErr w:type="spellEnd"/>
     </w:p>
     <w:p>
       <w:pPr>
@@ -791,15 +772,7 @@
         <w:t xml:space="preserve"> </w:t>
       </w:r>
       <w:r>
-        <w:t xml:space="preserve">and install it on your system. (There is a portable zip file which contains a standalone version that you can carry on a </w:t>
-      </w:r>
-      <w:proofErr w:type="spellStart"/>
-      <w:r>
-        <w:t>usb</w:t>
-      </w:r>
-      <w:proofErr w:type="spellEnd"/>
-      <w:r>
-        <w:t xml:space="preserve"> drive.)</w:t>
+        <w:t>and install it on your system. (There is a portable zip file which contains a standalone version that you can carry on a usb drive.)</w:t>
       </w:r>
     </w:p>
     <w:p>
@@ -895,21 +868,7 @@
         <w:rPr>
           <w:b/>
         </w:rPr>
-        <w:t xml:space="preserve">Does this program give information that </w:t>
-      </w:r>
-      <w:proofErr w:type="spellStart"/>
-      <w:r>
-        <w:rPr>
-          <w:b/>
-        </w:rPr>
-        <w:t>Cpu</w:t>
-      </w:r>
-      <w:proofErr w:type="spellEnd"/>
-      <w:r>
-        <w:rPr>
-          <w:b/>
-        </w:rPr>
-        <w:t>-z doesn’t?</w:t>
+        <w:t>Does this program give information that Cpu-z doesn’t?</w:t>
       </w:r>
       <w:r>
         <w:rPr>
@@ -968,18 +927,25 @@
         </w:numPr>
       </w:pPr>
       <w:r>
-        <w:t xml:space="preserve">Go to </w:t>
+        <w:t>Click</w:t>
+      </w:r>
+      <w:r>
+        <w:t xml:space="preserve"> </w:t>
       </w:r>
       <w:hyperlink r:id="rId12" w:history="1">
         <w:r>
           <w:rPr>
             <w:rStyle w:val="Hyperlink"/>
           </w:rPr>
-          <w:t>http://openhardwaremonitor.org/downloads</w:t>
+          <w:t>https://github.com/LibreHardwareMonitor/LibreHardwareMonitor/releases/download/v0.9.4/LibreHardwareMonitor-net472.zip</w:t>
         </w:r>
       </w:hyperlink>
       <w:r>
-        <w:t>, download and unzip the open s</w:t>
+        <w:br/>
+        <w:t>C</w:t>
+      </w:r>
+      <w:r>
+        <w:t>ownload and unzip the open s</w:t>
       </w:r>
       <w:r>
         <w:t>ource Open Hardware Monitor</w:t>
@@ -1067,12 +1033,9 @@
       <w:pPr>
         <w:pStyle w:val="Heading1"/>
       </w:pPr>
-      <w:proofErr w:type="spellStart"/>
-      <w:r>
-        <w:lastRenderedPageBreak/>
+      <w:r>
         <w:t>Speccy</w:t>
       </w:r>
-      <w:proofErr w:type="spellEnd"/>
     </w:p>
     <w:p>
       <w:pPr>
@@ -1094,15 +1057,7 @@
         </w:r>
       </w:hyperlink>
       <w:r>
-        <w:t xml:space="preserve">, download and install the free version of </w:t>
-      </w:r>
-      <w:proofErr w:type="spellStart"/>
-      <w:r>
-        <w:t>Speccy</w:t>
-      </w:r>
-      <w:proofErr w:type="spellEnd"/>
-      <w:r>
-        <w:t>.</w:t>
+        <w:t>, download and install the free version of Speccy.</w:t>
       </w:r>
     </w:p>
     <w:p>
@@ -1170,12 +1125,7 @@
       </w:r>
     </w:p>
     <w:sectPr>
-      <w:headerReference w:type="even" r:id="rId14"/>
-      <w:headerReference w:type="default" r:id="rId15"/>
-      <w:footerReference w:type="even" r:id="rId16"/>
-      <w:footerReference w:type="default" r:id="rId17"/>
-      <w:headerReference w:type="first" r:id="rId18"/>
-      <w:footerReference w:type="first" r:id="rId19"/>
+      <w:footerReference w:type="default" r:id="rId14"/>
       <w:pgSz w:w="12240" w:h="15840"/>
       <w:pgMar w:top="1440" w:right="1440" w:bottom="1440" w:left="1440" w:header="720" w:footer="720" w:gutter="0"/>
       <w:cols w:space="720"/>
@@ -1211,16 +1161,6 @@
 </file>
 
 <file path=word/footer1.xml><?xml version="1.0" encoding="utf-8"?>
-<w:ftr xmlns:wpc="http://schemas.microsoft.com/office/word/2010/wordprocessingCanvas" xmlns:cx="http://schemas.microsoft.com/office/drawing/2014/chartex" xmlns:cx1="http://schemas.microsoft.com/office/drawing/2015/9/8/chartex" xmlns:cx2="http://schemas.microsoft.com/office/drawing/2015/10/21/chartex" xmlns:cx3="http://schemas.microsoft.com/office/drawing/2016/5/9/chartex" xmlns:cx4="http://schemas.microsoft.com/office/drawing/2016/5/10/chartex" xmlns:cx5="http://schemas.microsoft.com/office/drawing/2016/5/11/chartex" xmlns:cx6="http://schemas.microsoft.com/office/drawing/2016/5/12/chartex" xmlns:cx7="http://schemas.microsoft.com/office/drawing/2016/5/13/chartex" xmlns:cx8="http://schemas.microsoft.com/office/drawing/2016/5/14/chartex" xmlns:mc="http://schemas.openxmlformats.org/markup-compatibility/2006" xmlns:aink="http://schemas.microsoft.com/office/drawing/2016/ink" xmlns:am3d="http://schemas.microsoft.com/office/drawing/2017/model3d" xmlns:o="urn:schemas-microsoft-com:office:office" xmlns:oel="http://schemas.microsoft.com/office/2019/extlst" xmlns:r="http://schemas.openxmlformats.org/officeDocument/2006/relationships" xmlns:m="http://schemas.openxmlformats.org/officeDocument/2006/math" xmlns:v="urn:schemas-microsoft-com:vml" xmlns:wp14="http://schemas.microsoft.com/office/word/2010/wordprocessingDrawing" xmlns:wp="http://schemas.openxmlformats.org/drawingml/2006/wordprocessingDrawing" xmlns:w10="urn:schemas-microsoft-com:office:word" xmlns:w="http://schemas.openxmlformats.org/wordprocessingml/2006/main" xmlns:w14="http://schemas.microsoft.com/office/word/2010/wordml" xmlns:w15="http://schemas.microsoft.com/office/word/2012/wordml" xmlns:w16cex="http://schemas.microsoft.com/office/word/2018/wordml/cex" xmlns:w16cid="http://schemas.microsoft.com/office/word/2016/wordml/cid" xmlns:w16="http://schemas.microsoft.com/office/word/2018/wordml" xmlns:w16du="http://schemas.microsoft.com/office/word/2023/wordml/word16du" xmlns:w16sdtdh="http://schemas.microsoft.com/office/word/2020/wordml/sdtdatahash" xmlns:w16sdtfl="http://schemas.microsoft.com/office/word/2024/wordml/sdtformatlock" xmlns:w16se="http://schemas.microsoft.com/office/word/2015/wordml/symex" xmlns:wpg="http://schemas.microsoft.com/office/word/2010/wordprocessingGroup" xmlns:wpi="http://schemas.microsoft.com/office/word/2010/wordprocessingInk" xmlns:wne="http://schemas.microsoft.com/office/word/2006/wordml" xmlns:wps="http://schemas.microsoft.com/office/word/2010/wordprocessingShape" mc:Ignorable="w14 w15 w16se w16cid w16 w16cex w16sdtdh w16sdtfl w16du wp14">
-  <w:p>
-    <w:pPr>
-      <w:pStyle w:val="Footer"/>
-    </w:pPr>
-  </w:p>
-</w:ftr>
-</file>
-
-<file path=word/footer2.xml><?xml version="1.0" encoding="utf-8"?>
 <w:ftr xmlns:wpc="http://schemas.microsoft.com/office/word/2010/wordprocessingCanvas" xmlns:cx="http://schemas.microsoft.com/office/drawing/2014/chartex" xmlns:cx1="http://schemas.microsoft.com/office/drawing/2015/9/8/chartex" xmlns:cx2="http://schemas.microsoft.com/office/drawing/2015/10/21/chartex" xmlns:cx3="http://schemas.microsoft.com/office/drawing/2016/5/9/chartex" xmlns:cx4="http://schemas.microsoft.com/office/drawing/2016/5/10/chartex" xmlns:cx5="http://schemas.microsoft.com/office/drawing/2016/5/11/chartex" xmlns:cx6="http://schemas.microsoft.com/office/drawing/2016/5/12/chartex" xmlns:cx7="http://schemas.microsoft.com/office/drawing/2016/5/13/chartex" xmlns:cx8="http://schemas.microsoft.com/office/drawing/2016/5/14/chartex" xmlns:mc="http://schemas.openxmlformats.org/markup-compatibility/2006" xmlns:aink="http://schemas.microsoft.com/office/drawing/2016/ink" xmlns:am3d="http://schemas.microsoft.com/office/drawing/2017/model3d" xmlns:o="urn:schemas-microsoft-com:office:office" xmlns:oel="http://schemas.microsoft.com/office/2019/extlst" xmlns:r="http://schemas.openxmlformats.org/officeDocument/2006/relationships" xmlns:m="http://schemas.openxmlformats.org/officeDocument/2006/math" xmlns:v="urn:schemas-microsoft-com:vml" xmlns:wp14="http://schemas.microsoft.com/office/word/2010/wordprocessingDrawing" xmlns:wp="http://schemas.openxmlformats.org/drawingml/2006/wordprocessingDrawing" xmlns:w10="urn:schemas-microsoft-com:office:word" xmlns:w="http://schemas.openxmlformats.org/wordprocessingml/2006/main" xmlns:w14="http://schemas.microsoft.com/office/word/2010/wordml" xmlns:w15="http://schemas.microsoft.com/office/word/2012/wordml" xmlns:w16cex="http://schemas.microsoft.com/office/word/2018/wordml/cex" xmlns:w16cid="http://schemas.microsoft.com/office/word/2016/wordml/cid" xmlns:w16="http://schemas.microsoft.com/office/word/2018/wordml" xmlns:w16du="http://schemas.microsoft.com/office/word/2023/wordml/word16du" xmlns:w16sdtdh="http://schemas.microsoft.com/office/word/2020/wordml/sdtdatahash" xmlns:w16sdtfl="http://schemas.microsoft.com/office/word/2024/wordml/sdtformatlock" xmlns:w16se="http://schemas.microsoft.com/office/word/2015/wordml/symex" xmlns:wpg="http://schemas.microsoft.com/office/word/2010/wordprocessingGroup" xmlns:wpi="http://schemas.microsoft.com/office/word/2010/wordprocessingInk" xmlns:wne="http://schemas.microsoft.com/office/word/2006/wordml" xmlns:wps="http://schemas.microsoft.com/office/word/2010/wordprocessingShape" mc:Ignorable="w14 w15 w16se w16cid w16 w16cex w16sdtdh w16sdtfl w16du wp14">
   <w:p>
     <w:pPr>
@@ -1283,7 +1223,7 @@
       <w:t>0</w:t>
     </w:r>
     <w:r>
-      <w:t>6</w:t>
+      <w:t>7</w:t>
     </w:r>
     <w:r>
       <w:t>/20</w:t>
@@ -1292,18 +1232,8 @@
       <w:t>2</w:t>
     </w:r>
     <w:r>
-      <w:t>3</w:t>
+      <w:t>5</w:t>
     </w:r>
-  </w:p>
-</w:ftr>
-</file>
-
-<file path=word/footer3.xml><?xml version="1.0" encoding="utf-8"?>
-<w:ftr xmlns:wpc="http://schemas.microsoft.com/office/word/2010/wordprocessingCanvas" xmlns:cx="http://schemas.microsoft.com/office/drawing/2014/chartex" xmlns:cx1="http://schemas.microsoft.com/office/drawing/2015/9/8/chartex" xmlns:cx2="http://schemas.microsoft.com/office/drawing/2015/10/21/chartex" xmlns:cx3="http://schemas.microsoft.com/office/drawing/2016/5/9/chartex" xmlns:cx4="http://schemas.microsoft.com/office/drawing/2016/5/10/chartex" xmlns:cx5="http://schemas.microsoft.com/office/drawing/2016/5/11/chartex" xmlns:cx6="http://schemas.microsoft.com/office/drawing/2016/5/12/chartex" xmlns:cx7="http://schemas.microsoft.com/office/drawing/2016/5/13/chartex" xmlns:cx8="http://schemas.microsoft.com/office/drawing/2016/5/14/chartex" xmlns:mc="http://schemas.openxmlformats.org/markup-compatibility/2006" xmlns:aink="http://schemas.microsoft.com/office/drawing/2016/ink" xmlns:am3d="http://schemas.microsoft.com/office/drawing/2017/model3d" xmlns:o="urn:schemas-microsoft-com:office:office" xmlns:oel="http://schemas.microsoft.com/office/2019/extlst" xmlns:r="http://schemas.openxmlformats.org/officeDocument/2006/relationships" xmlns:m="http://schemas.openxmlformats.org/officeDocument/2006/math" xmlns:v="urn:schemas-microsoft-com:vml" xmlns:wp14="http://schemas.microsoft.com/office/word/2010/wordprocessingDrawing" xmlns:wp="http://schemas.openxmlformats.org/drawingml/2006/wordprocessingDrawing" xmlns:w10="urn:schemas-microsoft-com:office:word" xmlns:w="http://schemas.openxmlformats.org/wordprocessingml/2006/main" xmlns:w14="http://schemas.microsoft.com/office/word/2010/wordml" xmlns:w15="http://schemas.microsoft.com/office/word/2012/wordml" xmlns:w16cex="http://schemas.microsoft.com/office/word/2018/wordml/cex" xmlns:w16cid="http://schemas.microsoft.com/office/word/2016/wordml/cid" xmlns:w16="http://schemas.microsoft.com/office/word/2018/wordml" xmlns:w16du="http://schemas.microsoft.com/office/word/2023/wordml/word16du" xmlns:w16sdtdh="http://schemas.microsoft.com/office/word/2020/wordml/sdtdatahash" xmlns:w16sdtfl="http://schemas.microsoft.com/office/word/2024/wordml/sdtformatlock" xmlns:w16se="http://schemas.microsoft.com/office/word/2015/wordml/symex" xmlns:wpg="http://schemas.microsoft.com/office/word/2010/wordprocessingGroup" xmlns:wpi="http://schemas.microsoft.com/office/word/2010/wordprocessingInk" xmlns:wne="http://schemas.microsoft.com/office/word/2006/wordml" xmlns:wps="http://schemas.microsoft.com/office/word/2010/wordprocessingShape" mc:Ignorable="w14 w15 w16se w16cid w16 w16cex w16sdtdh w16sdtfl w16du wp14">
-  <w:p>
-    <w:pPr>
-      <w:pStyle w:val="Footer"/>
-    </w:pPr>
   </w:p>
 </w:ftr>
 </file>
@@ -1331,36 +1261,6 @@
     </w:p>
   </w:footnote>
 </w:footnotes>
-</file>
-
-<file path=word/header1.xml><?xml version="1.0" encoding="utf-8"?>
-<w:hdr xmlns:wpc="http://schemas.microsoft.com/office/word/2010/wordprocessingCanvas" xmlns:cx="http://schemas.microsoft.com/office/drawing/2014/chartex" xmlns:cx1="http://schemas.microsoft.com/office/drawing/2015/9/8/chartex" xmlns:cx2="http://schemas.microsoft.com/office/drawing/2015/10/21/chartex" xmlns:cx3="http://schemas.microsoft.com/office/drawing/2016/5/9/chartex" xmlns:cx4="http://schemas.microsoft.com/office/drawing/2016/5/10/chartex" xmlns:cx5="http://schemas.microsoft.com/office/drawing/2016/5/11/chartex" xmlns:cx6="http://schemas.microsoft.com/office/drawing/2016/5/12/chartex" xmlns:cx7="http://schemas.microsoft.com/office/drawing/2016/5/13/chartex" xmlns:cx8="http://schemas.microsoft.com/office/drawing/2016/5/14/chartex" xmlns:mc="http://schemas.openxmlformats.org/markup-compatibility/2006" xmlns:aink="http://schemas.microsoft.com/office/drawing/2016/ink" xmlns:am3d="http://schemas.microsoft.com/office/drawing/2017/model3d" xmlns:o="urn:schemas-microsoft-com:office:office" xmlns:oel="http://schemas.microsoft.com/office/2019/extlst" xmlns:r="http://schemas.openxmlformats.org/officeDocument/2006/relationships" xmlns:m="http://schemas.openxmlformats.org/officeDocument/2006/math" xmlns:v="urn:schemas-microsoft-com:vml" xmlns:wp14="http://schemas.microsoft.com/office/word/2010/wordprocessingDrawing" xmlns:wp="http://schemas.openxmlformats.org/drawingml/2006/wordprocessingDrawing" xmlns:w10="urn:schemas-microsoft-com:office:word" xmlns:w="http://schemas.openxmlformats.org/wordprocessingml/2006/main" xmlns:w14="http://schemas.microsoft.com/office/word/2010/wordml" xmlns:w15="http://schemas.microsoft.com/office/word/2012/wordml" xmlns:w16cex="http://schemas.microsoft.com/office/word/2018/wordml/cex" xmlns:w16cid="http://schemas.microsoft.com/office/word/2016/wordml/cid" xmlns:w16="http://schemas.microsoft.com/office/word/2018/wordml" xmlns:w16du="http://schemas.microsoft.com/office/word/2023/wordml/word16du" xmlns:w16sdtdh="http://schemas.microsoft.com/office/word/2020/wordml/sdtdatahash" xmlns:w16sdtfl="http://schemas.microsoft.com/office/word/2024/wordml/sdtformatlock" xmlns:w16se="http://schemas.microsoft.com/office/word/2015/wordml/symex" xmlns:wpg="http://schemas.microsoft.com/office/word/2010/wordprocessingGroup" xmlns:wpi="http://schemas.microsoft.com/office/word/2010/wordprocessingInk" xmlns:wne="http://schemas.microsoft.com/office/word/2006/wordml" xmlns:wps="http://schemas.microsoft.com/office/word/2010/wordprocessingShape" mc:Ignorable="w14 w15 w16se w16cid w16 w16cex w16sdtdh w16sdtfl w16du wp14">
-  <w:p>
-    <w:pPr>
-      <w:pStyle w:val="Header"/>
-    </w:pPr>
-  </w:p>
-</w:hdr>
-</file>
-
-<file path=word/header2.xml><?xml version="1.0" encoding="utf-8"?>
-<w:hdr xmlns:wpc="http://schemas.microsoft.com/office/word/2010/wordprocessingCanvas" xmlns:cx="http://schemas.microsoft.com/office/drawing/2014/chartex" xmlns:cx1="http://schemas.microsoft.com/office/drawing/2015/9/8/chartex" xmlns:cx2="http://schemas.microsoft.com/office/drawing/2015/10/21/chartex" xmlns:cx3="http://schemas.microsoft.com/office/drawing/2016/5/9/chartex" xmlns:cx4="http://schemas.microsoft.com/office/drawing/2016/5/10/chartex" xmlns:cx5="http://schemas.microsoft.com/office/drawing/2016/5/11/chartex" xmlns:cx6="http://schemas.microsoft.com/office/drawing/2016/5/12/chartex" xmlns:cx7="http://schemas.microsoft.com/office/drawing/2016/5/13/chartex" xmlns:cx8="http://schemas.microsoft.com/office/drawing/2016/5/14/chartex" xmlns:mc="http://schemas.openxmlformats.org/markup-compatibility/2006" xmlns:aink="http://schemas.microsoft.com/office/drawing/2016/ink" xmlns:am3d="http://schemas.microsoft.com/office/drawing/2017/model3d" xmlns:o="urn:schemas-microsoft-com:office:office" xmlns:oel="http://schemas.microsoft.com/office/2019/extlst" xmlns:r="http://schemas.openxmlformats.org/officeDocument/2006/relationships" xmlns:m="http://schemas.openxmlformats.org/officeDocument/2006/math" xmlns:v="urn:schemas-microsoft-com:vml" xmlns:wp14="http://schemas.microsoft.com/office/word/2010/wordprocessingDrawing" xmlns:wp="http://schemas.openxmlformats.org/drawingml/2006/wordprocessingDrawing" xmlns:w10="urn:schemas-microsoft-com:office:word" xmlns:w="http://schemas.openxmlformats.org/wordprocessingml/2006/main" xmlns:w14="http://schemas.microsoft.com/office/word/2010/wordml" xmlns:w15="http://schemas.microsoft.com/office/word/2012/wordml" xmlns:w16cex="http://schemas.microsoft.com/office/word/2018/wordml/cex" xmlns:w16cid="http://schemas.microsoft.com/office/word/2016/wordml/cid" xmlns:w16="http://schemas.microsoft.com/office/word/2018/wordml" xmlns:w16du="http://schemas.microsoft.com/office/word/2023/wordml/word16du" xmlns:w16sdtdh="http://schemas.microsoft.com/office/word/2020/wordml/sdtdatahash" xmlns:w16sdtfl="http://schemas.microsoft.com/office/word/2024/wordml/sdtformatlock" xmlns:w16se="http://schemas.microsoft.com/office/word/2015/wordml/symex" xmlns:wpg="http://schemas.microsoft.com/office/word/2010/wordprocessingGroup" xmlns:wpi="http://schemas.microsoft.com/office/word/2010/wordprocessingInk" xmlns:wne="http://schemas.microsoft.com/office/word/2006/wordml" xmlns:wps="http://schemas.microsoft.com/office/word/2010/wordprocessingShape" mc:Ignorable="w14 w15 w16se w16cid w16 w16cex w16sdtdh w16sdtfl w16du wp14">
-  <w:p>
-    <w:pPr>
-      <w:pStyle w:val="Header"/>
-    </w:pPr>
-  </w:p>
-</w:hdr>
-</file>
-
-<file path=word/header3.xml><?xml version="1.0" encoding="utf-8"?>
-<w:hdr xmlns:wpc="http://schemas.microsoft.com/office/word/2010/wordprocessingCanvas" xmlns:cx="http://schemas.microsoft.com/office/drawing/2014/chartex" xmlns:cx1="http://schemas.microsoft.com/office/drawing/2015/9/8/chartex" xmlns:cx2="http://schemas.microsoft.com/office/drawing/2015/10/21/chartex" xmlns:cx3="http://schemas.microsoft.com/office/drawing/2016/5/9/chartex" xmlns:cx4="http://schemas.microsoft.com/office/drawing/2016/5/10/chartex" xmlns:cx5="http://schemas.microsoft.com/office/drawing/2016/5/11/chartex" xmlns:cx6="http://schemas.microsoft.com/office/drawing/2016/5/12/chartex" xmlns:cx7="http://schemas.microsoft.com/office/drawing/2016/5/13/chartex" xmlns:cx8="http://schemas.microsoft.com/office/drawing/2016/5/14/chartex" xmlns:mc="http://schemas.openxmlformats.org/markup-compatibility/2006" xmlns:aink="http://schemas.microsoft.com/office/drawing/2016/ink" xmlns:am3d="http://schemas.microsoft.com/office/drawing/2017/model3d" xmlns:o="urn:schemas-microsoft-com:office:office" xmlns:oel="http://schemas.microsoft.com/office/2019/extlst" xmlns:r="http://schemas.openxmlformats.org/officeDocument/2006/relationships" xmlns:m="http://schemas.openxmlformats.org/officeDocument/2006/math" xmlns:v="urn:schemas-microsoft-com:vml" xmlns:wp14="http://schemas.microsoft.com/office/word/2010/wordprocessingDrawing" xmlns:wp="http://schemas.openxmlformats.org/drawingml/2006/wordprocessingDrawing" xmlns:w10="urn:schemas-microsoft-com:office:word" xmlns:w="http://schemas.openxmlformats.org/wordprocessingml/2006/main" xmlns:w14="http://schemas.microsoft.com/office/word/2010/wordml" xmlns:w15="http://schemas.microsoft.com/office/word/2012/wordml" xmlns:w16cex="http://schemas.microsoft.com/office/word/2018/wordml/cex" xmlns:w16cid="http://schemas.microsoft.com/office/word/2016/wordml/cid" xmlns:w16="http://schemas.microsoft.com/office/word/2018/wordml" xmlns:w16du="http://schemas.microsoft.com/office/word/2023/wordml/word16du" xmlns:w16sdtdh="http://schemas.microsoft.com/office/word/2020/wordml/sdtdatahash" xmlns:w16sdtfl="http://schemas.microsoft.com/office/word/2024/wordml/sdtformatlock" xmlns:w16se="http://schemas.microsoft.com/office/word/2015/wordml/symex" xmlns:wpg="http://schemas.microsoft.com/office/word/2010/wordprocessingGroup" xmlns:wpi="http://schemas.microsoft.com/office/word/2010/wordprocessingInk" xmlns:wne="http://schemas.microsoft.com/office/word/2006/wordml" xmlns:wps="http://schemas.microsoft.com/office/word/2010/wordprocessingShape" mc:Ignorable="w14 w15 w16se w16cid w16 w16cex w16sdtdh w16sdtfl w16du wp14">
-  <w:p>
-    <w:pPr>
-      <w:pStyle w:val="Header"/>
-    </w:pPr>
-  </w:p>
-</w:hdr>
 </file>
 
 <file path=word/numbering.xml><?xml version="1.0" encoding="utf-8"?>
@@ -7294,7 +7194,7 @@
   <w:style w:type="paragraph" w:default="1" w:styleId="Normal">
     <w:name w:val="Normal"/>
     <w:qFormat/>
-    <w:rsid w:val="0011019D"/>
+    <w:rsid w:val="00E5226F"/>
     <w:pPr>
       <w:spacing w:before="160" w:after="80" w:line="336" w:lineRule="auto"/>
     </w:pPr>
@@ -7309,7 +7209,7 @@
     <w:next w:val="Normal"/>
     <w:link w:val="Heading1Char"/>
     <w:qFormat/>
-    <w:rsid w:val="0011019D"/>
+    <w:rsid w:val="00E5226F"/>
     <w:pPr>
       <w:keepNext/>
       <w:spacing w:before="400" w:after="200" w:line="240" w:lineRule="auto"/>
@@ -7329,7 +7229,7 @@
     <w:next w:val="Normal"/>
     <w:link w:val="Heading2Char"/>
     <w:qFormat/>
-    <w:rsid w:val="0011019D"/>
+    <w:rsid w:val="00E5226F"/>
     <w:pPr>
       <w:keepNext/>
       <w:pBdr>
@@ -7352,7 +7252,7 @@
     <w:basedOn w:val="Normal"/>
     <w:next w:val="Normal"/>
     <w:qFormat/>
-    <w:rsid w:val="0011019D"/>
+    <w:rsid w:val="00E5226F"/>
     <w:pPr>
       <w:keepNext/>
       <w:autoSpaceDE w:val="0"/>
@@ -7373,7 +7273,7 @@
     <w:uiPriority w:val="1"/>
     <w:semiHidden/>
     <w:unhideWhenUsed/>
-    <w:rsid w:val="0011019D"/>
+    <w:rsid w:val="00E5226F"/>
   </w:style>
   <w:style w:type="table" w:default="1" w:styleId="TableNormal">
     <w:name w:val="Normal Table"/>
@@ -7395,7 +7295,7 @@
     <w:uiPriority w:val="99"/>
     <w:semiHidden/>
     <w:unhideWhenUsed/>
-    <w:rsid w:val="0011019D"/>
+    <w:rsid w:val="00E5226F"/>
   </w:style>
   <w:style w:type="table" w:styleId="TableGrid">
     <w:name w:val="Table Grid"/>
@@ -7417,14 +7317,14 @@
     <w:basedOn w:val="Normal"/>
     <w:uiPriority w:val="34"/>
     <w:qFormat/>
-    <w:rsid w:val="0011019D"/>
+    <w:rsid w:val="00E5226F"/>
     <w:pPr>
       <w:ind w:left="720"/>
     </w:pPr>
   </w:style>
   <w:style w:type="character" w:styleId="FollowedHyperlink">
     <w:name w:val="FollowedHyperlink"/>
-    <w:rsid w:val="0011019D"/>
+    <w:rsid w:val="00E5226F"/>
     <w:rPr>
       <w:color w:val="800080"/>
       <w:u w:val="single"/>
@@ -7434,7 +7334,7 @@
     <w:name w:val="footer"/>
     <w:basedOn w:val="Normal"/>
     <w:link w:val="FooterChar"/>
-    <w:rsid w:val="0011019D"/>
+    <w:rsid w:val="00E5226F"/>
     <w:pPr>
       <w:pBdr>
         <w:top w:val="single" w:sz="4" w:space="1" w:color="auto"/>
@@ -7464,7 +7364,7 @@
     <w:name w:val="header"/>
     <w:basedOn w:val="Normal"/>
     <w:link w:val="HeaderChar"/>
-    <w:rsid w:val="0011019D"/>
+    <w:rsid w:val="00E5226F"/>
     <w:pPr>
       <w:tabs>
         <w:tab w:val="left" w:pos="5040"/>
@@ -7514,7 +7414,7 @@
   </w:style>
   <w:style w:type="character" w:styleId="Hyperlink">
     <w:name w:val="Hyperlink"/>
-    <w:rsid w:val="0011019D"/>
+    <w:rsid w:val="00E5226F"/>
     <w:rPr>
       <w:color w:val="0000FF"/>
       <w:u w:val="single"/>
@@ -7523,7 +7423,7 @@
   <w:style w:type="paragraph" w:customStyle="1" w:styleId="NumberedHeading2">
     <w:name w:val="Numbered Heading 2"/>
     <w:basedOn w:val="Normal"/>
-    <w:rsid w:val="0011019D"/>
+    <w:rsid w:val="00E5226F"/>
     <w:pPr>
       <w:numPr>
         <w:numId w:val="1"/>
@@ -7533,7 +7433,7 @@
   <w:style w:type="paragraph" w:customStyle="1" w:styleId="Outlinenumbering">
     <w:name w:val="Outline numbering"/>
     <w:basedOn w:val="Normal"/>
-    <w:rsid w:val="0011019D"/>
+    <w:rsid w:val="00E5226F"/>
     <w:pPr>
       <w:numPr>
         <w:numId w:val="2"/>
@@ -7551,7 +7451,7 @@
   <w:style w:type="character" w:styleId="PageNumber">
     <w:name w:val="page number"/>
     <w:basedOn w:val="DefaultParagraphFont"/>
-    <w:rsid w:val="0011019D"/>
+    <w:rsid w:val="00E5226F"/>
   </w:style>
   <w:style w:type="character" w:customStyle="1" w:styleId="UnresolvedMention1">
     <w:name w:val="Unresolved Mention1"/>
@@ -7603,7 +7503,7 @@
     <w:uiPriority w:val="39"/>
     <w:unhideWhenUsed/>
     <w:qFormat/>
-    <w:rsid w:val="0011019D"/>
+    <w:rsid w:val="00E5226F"/>
     <w:pPr>
       <w:keepLines/>
       <w:spacing w:after="0" w:line="259" w:lineRule="auto"/>
@@ -7620,7 +7520,7 @@
     <w:name w:val="Code"/>
     <w:basedOn w:val="Normal"/>
     <w:qFormat/>
-    <w:rsid w:val="0011019D"/>
+    <w:rsid w:val="00E5226F"/>
     <w:pPr>
       <w:spacing w:before="80" w:line="240" w:lineRule="auto"/>
     </w:pPr>
@@ -7635,7 +7535,7 @@
     <w:autoRedefine/>
     <w:uiPriority w:val="39"/>
     <w:unhideWhenUsed/>
-    <w:rsid w:val="0011019D"/>
+    <w:rsid w:val="00E5226F"/>
     <w:pPr>
       <w:spacing w:after="100" w:line="240" w:lineRule="auto"/>
     </w:pPr>
@@ -7647,7 +7547,7 @@
     <w:autoRedefine/>
     <w:uiPriority w:val="39"/>
     <w:unhideWhenUsed/>
-    <w:rsid w:val="0011019D"/>
+    <w:rsid w:val="00E5226F"/>
     <w:pPr>
       <w:spacing w:after="100" w:line="240" w:lineRule="auto"/>
       <w:ind w:left="202"/>
@@ -7660,11 +7560,23 @@
     <w:autoRedefine/>
     <w:uiPriority w:val="39"/>
     <w:unhideWhenUsed/>
-    <w:rsid w:val="0011019D"/>
+    <w:rsid w:val="00E5226F"/>
     <w:pPr>
       <w:spacing w:after="100" w:line="240" w:lineRule="auto"/>
       <w:ind w:left="403"/>
     </w:pPr>
+  </w:style>
+  <w:style w:type="character" w:styleId="UnresolvedMention">
+    <w:name w:val="Unresolved Mention"/>
+    <w:basedOn w:val="DefaultParagraphFont"/>
+    <w:uiPriority w:val="99"/>
+    <w:semiHidden/>
+    <w:unhideWhenUsed/>
+    <w:rsid w:val="00E5226F"/>
+    <w:rPr>
+      <w:color w:val="605E5C"/>
+      <w:shd w:val="clear" w:color="auto" w:fill="E1DFDD"/>
+    </w:rPr>
   </w:style>
 </w:styles>
 </file>
@@ -7999,6 +7911,7 @@
   <w:rsids>
     <w:rsidRoot w:val="00F871ED"/>
     <w:rsid w:val="001774EF"/>
+    <w:rsid w:val="003D217C"/>
     <w:rsid w:val="00791C3C"/>
     <w:rsid w:val="0093708C"/>
     <w:rsid w:val="00B23F03"/>

--- a/IT_Technical_Support/Identify_the_Hardware_on_Your_PC.docx
+++ b/IT_Technical_Support/Identify_the_Hardware_on_Your_PC.docx
@@ -212,12 +212,21 @@
       <w:r>
         <w:t xml:space="preserve">ownload </w:t>
       </w:r>
+      <w:proofErr w:type="spellStart"/>
       <w:r>
         <w:rPr>
           <w:b/>
           <w:bCs/>
         </w:rPr>
-        <w:t>Cpu-z</w:t>
+        <w:t>Cpu</w:t>
+      </w:r>
+      <w:proofErr w:type="spellEnd"/>
+      <w:r>
+        <w:rPr>
+          <w:b/>
+          <w:bCs/>
+        </w:rPr>
+        <w:t>-z</w:t>
       </w:r>
       <w:r>
         <w:t xml:space="preserve"> and install it on your system.</w:t>
@@ -229,7 +238,15 @@
         <w:t>standalone</w:t>
       </w:r>
       <w:r>
-        <w:t xml:space="preserve"> version that you can carry on a usb drive.)</w:t>
+        <w:t xml:space="preserve"> version that you can carry on a </w:t>
+      </w:r>
+      <w:proofErr w:type="spellStart"/>
+      <w:r>
+        <w:t>usb</w:t>
+      </w:r>
+      <w:proofErr w:type="spellEnd"/>
+      <w:r>
+        <w:t xml:space="preserve"> drive.)</w:t>
       </w:r>
     </w:p>
     <w:p>
@@ -716,9 +733,11 @@
       <w:pPr>
         <w:pStyle w:val="Heading1"/>
       </w:pPr>
+      <w:proofErr w:type="spellStart"/>
       <w:r>
         <w:t>HWiNFO</w:t>
       </w:r>
+      <w:proofErr w:type="spellEnd"/>
     </w:p>
     <w:p>
       <w:pPr>
@@ -772,7 +791,15 @@
         <w:t xml:space="preserve"> </w:t>
       </w:r>
       <w:r>
-        <w:t>and install it on your system. (There is a portable zip file which contains a standalone version that you can carry on a usb drive.)</w:t>
+        <w:t xml:space="preserve">and install it on your system. (There is a portable zip file which contains a standalone version that you can carry on a </w:t>
+      </w:r>
+      <w:proofErr w:type="spellStart"/>
+      <w:r>
+        <w:t>usb</w:t>
+      </w:r>
+      <w:proofErr w:type="spellEnd"/>
+      <w:r>
+        <w:t xml:space="preserve"> drive.)</w:t>
       </w:r>
     </w:p>
     <w:p>
@@ -868,7 +895,21 @@
         <w:rPr>
           <w:b/>
         </w:rPr>
-        <w:t>Does this program give information that Cpu-z doesn’t?</w:t>
+        <w:t xml:space="preserve">Does this program give information that </w:t>
+      </w:r>
+      <w:proofErr w:type="spellStart"/>
+      <w:r>
+        <w:rPr>
+          <w:b/>
+        </w:rPr>
+        <w:t>Cpu</w:t>
+      </w:r>
+      <w:proofErr w:type="spellEnd"/>
+      <w:r>
+        <w:rPr>
+          <w:b/>
+        </w:rPr>
+        <w:t>-z doesn’t?</w:t>
       </w:r>
       <w:r>
         <w:rPr>
@@ -914,128 +955,11 @@
       <w:pPr>
         <w:pStyle w:val="Heading1"/>
       </w:pPr>
-      <w:r>
-        <w:t>Open Hardware Monitor</w:t>
-      </w:r>
-    </w:p>
-    <w:p>
-      <w:pPr>
-        <w:pStyle w:val="ListParagraph"/>
-        <w:numPr>
-          <w:ilvl w:val="0"/>
-          <w:numId w:val="7"/>
-        </w:numPr>
-      </w:pPr>
-      <w:r>
-        <w:t>Click</w:t>
-      </w:r>
-      <w:r>
-        <w:t xml:space="preserve"> </w:t>
-      </w:r>
-      <w:hyperlink r:id="rId12" w:history="1">
-        <w:r>
-          <w:rPr>
-            <w:rStyle w:val="Hyperlink"/>
-          </w:rPr>
-          <w:t>https://github.com/LibreHardwareMonitor/LibreHardwareMonitor/releases/download/v0.9.4/LibreHardwareMonitor-net472.zip</w:t>
-        </w:r>
-      </w:hyperlink>
-      <w:r>
-        <w:br/>
-        <w:t>C</w:t>
-      </w:r>
-      <w:r>
-        <w:t>ownload and unzip the open s</w:t>
-      </w:r>
-      <w:r>
-        <w:t>ource Open Hardware Monitor</w:t>
-      </w:r>
-      <w:r>
-        <w:t>.</w:t>
-      </w:r>
-    </w:p>
-    <w:p>
-      <w:pPr>
-        <w:pStyle w:val="ListParagraph"/>
-        <w:numPr>
-          <w:ilvl w:val="0"/>
-          <w:numId w:val="7"/>
-        </w:numPr>
-      </w:pPr>
-      <w:r>
-        <w:t>Double Click OpenHardwareMonitor.exe. A window should show up with many sensor readings.</w:t>
-      </w:r>
-    </w:p>
-    <w:p>
-      <w:pPr>
-        <w:pStyle w:val="ListParagraph"/>
-        <w:numPr>
-          <w:ilvl w:val="0"/>
-          <w:numId w:val="7"/>
-        </w:numPr>
-      </w:pPr>
-      <w:r>
-        <w:t>Go to the view menu and click Hidden Sensors.</w:t>
-      </w:r>
-    </w:p>
-    <w:p>
-      <w:pPr>
-        <w:pStyle w:val="ListParagraph"/>
-        <w:numPr>
-          <w:ilvl w:val="0"/>
-          <w:numId w:val="7"/>
-        </w:numPr>
-        <w:rPr>
-          <w:b/>
-        </w:rPr>
-      </w:pPr>
-      <w:r>
-        <w:rPr>
-          <w:b/>
-        </w:rPr>
-        <w:t>Insert a screenshot of the program running on your computer.</w:t>
-      </w:r>
-    </w:p>
-    <w:sdt>
-      <w:sdtPr>
-        <w:rPr>
-          <w:rStyle w:val="Red"/>
-        </w:rPr>
-        <w:id w:val="-165634992"/>
-        <w:placeholder>
-          <w:docPart w:val="9BFD5C51066D48C99208BFEC5304C806"/>
-        </w:placeholder>
-        <w:showingPlcHdr/>
-      </w:sdtPr>
-      <w:sdtEndPr>
-        <w:rPr>
-          <w:rStyle w:val="Red"/>
-        </w:rPr>
-      </w:sdtEndPr>
-      <w:sdtContent>
-        <w:p>
-          <w:pPr>
-            <w:rPr>
-              <w:rStyle w:val="Red"/>
-            </w:rPr>
-          </w:pPr>
-          <w:r>
-            <w:rPr>
-              <w:rStyle w:val="PlaceholderText"/>
-              <w:color w:val="FF0000"/>
-            </w:rPr>
-            <w:t>Click or tap here to enter text.</w:t>
-          </w:r>
-        </w:p>
-      </w:sdtContent>
-    </w:sdt>
-    <w:p>
-      <w:pPr>
-        <w:pStyle w:val="Heading1"/>
-      </w:pPr>
+      <w:proofErr w:type="spellStart"/>
       <w:r>
         <w:t>Speccy</w:t>
       </w:r>
+      <w:proofErr w:type="spellEnd"/>
     </w:p>
     <w:p>
       <w:pPr>
@@ -1048,7 +972,7 @@
       <w:r>
         <w:t xml:space="preserve">Go to </w:t>
       </w:r>
-      <w:hyperlink r:id="rId13" w:history="1">
+      <w:hyperlink r:id="rId12" w:history="1">
         <w:r>
           <w:rPr>
             <w:rStyle w:val="Hyperlink"/>
@@ -1057,7 +981,15 @@
         </w:r>
       </w:hyperlink>
       <w:r>
-        <w:t>, download and install the free version of Speccy.</w:t>
+        <w:t xml:space="preserve">, download and install the free version of </w:t>
+      </w:r>
+      <w:proofErr w:type="spellStart"/>
+      <w:r>
+        <w:t>Speccy</w:t>
+      </w:r>
+      <w:proofErr w:type="spellEnd"/>
+      <w:r>
+        <w:t>.</w:t>
       </w:r>
     </w:p>
     <w:p>
@@ -1125,7 +1057,7 @@
       </w:r>
     </w:p>
     <w:sectPr>
-      <w:footerReference w:type="default" r:id="rId14"/>
+      <w:footerReference w:type="default" r:id="rId13"/>
       <w:pgSz w:w="12240" w:h="15840"/>
       <w:pgMar w:top="1440" w:right="1440" w:bottom="1440" w:left="1440" w:header="720" w:footer="720" w:gutter="0"/>
       <w:cols w:space="720"/>
@@ -7194,7 +7126,7 @@
   <w:style w:type="paragraph" w:default="1" w:styleId="Normal">
     <w:name w:val="Normal"/>
     <w:qFormat/>
-    <w:rsid w:val="00E5226F"/>
+    <w:rsid w:val="0083379B"/>
     <w:pPr>
       <w:spacing w:before="160" w:after="80" w:line="336" w:lineRule="auto"/>
     </w:pPr>
@@ -7209,7 +7141,7 @@
     <w:next w:val="Normal"/>
     <w:link w:val="Heading1Char"/>
     <w:qFormat/>
-    <w:rsid w:val="00E5226F"/>
+    <w:rsid w:val="0083379B"/>
     <w:pPr>
       <w:keepNext/>
       <w:spacing w:before="400" w:after="200" w:line="240" w:lineRule="auto"/>
@@ -7229,7 +7161,7 @@
     <w:next w:val="Normal"/>
     <w:link w:val="Heading2Char"/>
     <w:qFormat/>
-    <w:rsid w:val="00E5226F"/>
+    <w:rsid w:val="0083379B"/>
     <w:pPr>
       <w:keepNext/>
       <w:pBdr>
@@ -7252,7 +7184,7 @@
     <w:basedOn w:val="Normal"/>
     <w:next w:val="Normal"/>
     <w:qFormat/>
-    <w:rsid w:val="00E5226F"/>
+    <w:rsid w:val="0083379B"/>
     <w:pPr>
       <w:keepNext/>
       <w:autoSpaceDE w:val="0"/>
@@ -7273,7 +7205,7 @@
     <w:uiPriority w:val="1"/>
     <w:semiHidden/>
     <w:unhideWhenUsed/>
-    <w:rsid w:val="00E5226F"/>
+    <w:rsid w:val="0083379B"/>
   </w:style>
   <w:style w:type="table" w:default="1" w:styleId="TableNormal">
     <w:name w:val="Normal Table"/>
@@ -7295,7 +7227,7 @@
     <w:uiPriority w:val="99"/>
     <w:semiHidden/>
     <w:unhideWhenUsed/>
-    <w:rsid w:val="00E5226F"/>
+    <w:rsid w:val="0083379B"/>
   </w:style>
   <w:style w:type="table" w:styleId="TableGrid">
     <w:name w:val="Table Grid"/>
@@ -7317,14 +7249,14 @@
     <w:basedOn w:val="Normal"/>
     <w:uiPriority w:val="34"/>
     <w:qFormat/>
-    <w:rsid w:val="00E5226F"/>
+    <w:rsid w:val="0083379B"/>
     <w:pPr>
       <w:ind w:left="720"/>
     </w:pPr>
   </w:style>
   <w:style w:type="character" w:styleId="FollowedHyperlink">
     <w:name w:val="FollowedHyperlink"/>
-    <w:rsid w:val="00E5226F"/>
+    <w:rsid w:val="0083379B"/>
     <w:rPr>
       <w:color w:val="800080"/>
       <w:u w:val="single"/>
@@ -7334,7 +7266,7 @@
     <w:name w:val="footer"/>
     <w:basedOn w:val="Normal"/>
     <w:link w:val="FooterChar"/>
-    <w:rsid w:val="00E5226F"/>
+    <w:rsid w:val="0083379B"/>
     <w:pPr>
       <w:pBdr>
         <w:top w:val="single" w:sz="4" w:space="1" w:color="auto"/>
@@ -7364,7 +7296,7 @@
     <w:name w:val="header"/>
     <w:basedOn w:val="Normal"/>
     <w:link w:val="HeaderChar"/>
-    <w:rsid w:val="00E5226F"/>
+    <w:rsid w:val="0083379B"/>
     <w:pPr>
       <w:tabs>
         <w:tab w:val="left" w:pos="5040"/>
@@ -7414,7 +7346,7 @@
   </w:style>
   <w:style w:type="character" w:styleId="Hyperlink">
     <w:name w:val="Hyperlink"/>
-    <w:rsid w:val="00E5226F"/>
+    <w:rsid w:val="0083379B"/>
     <w:rPr>
       <w:color w:val="0000FF"/>
       <w:u w:val="single"/>
@@ -7423,7 +7355,7 @@
   <w:style w:type="paragraph" w:customStyle="1" w:styleId="NumberedHeading2">
     <w:name w:val="Numbered Heading 2"/>
     <w:basedOn w:val="Normal"/>
-    <w:rsid w:val="00E5226F"/>
+    <w:rsid w:val="0083379B"/>
     <w:pPr>
       <w:numPr>
         <w:numId w:val="1"/>
@@ -7433,7 +7365,7 @@
   <w:style w:type="paragraph" w:customStyle="1" w:styleId="Outlinenumbering">
     <w:name w:val="Outline numbering"/>
     <w:basedOn w:val="Normal"/>
-    <w:rsid w:val="00E5226F"/>
+    <w:rsid w:val="0083379B"/>
     <w:pPr>
       <w:numPr>
         <w:numId w:val="2"/>
@@ -7451,7 +7383,7 @@
   <w:style w:type="character" w:styleId="PageNumber">
     <w:name w:val="page number"/>
     <w:basedOn w:val="DefaultParagraphFont"/>
-    <w:rsid w:val="00E5226F"/>
+    <w:rsid w:val="0083379B"/>
   </w:style>
   <w:style w:type="character" w:customStyle="1" w:styleId="UnresolvedMention1">
     <w:name w:val="Unresolved Mention1"/>
@@ -7503,7 +7435,7 @@
     <w:uiPriority w:val="39"/>
     <w:unhideWhenUsed/>
     <w:qFormat/>
-    <w:rsid w:val="00E5226F"/>
+    <w:rsid w:val="0083379B"/>
     <w:pPr>
       <w:keepLines/>
       <w:spacing w:after="0" w:line="259" w:lineRule="auto"/>
@@ -7520,7 +7452,7 @@
     <w:name w:val="Code"/>
     <w:basedOn w:val="Normal"/>
     <w:qFormat/>
-    <w:rsid w:val="00E5226F"/>
+    <w:rsid w:val="0083379B"/>
     <w:pPr>
       <w:spacing w:before="80" w:line="240" w:lineRule="auto"/>
     </w:pPr>
@@ -7535,7 +7467,7 @@
     <w:autoRedefine/>
     <w:uiPriority w:val="39"/>
     <w:unhideWhenUsed/>
-    <w:rsid w:val="00E5226F"/>
+    <w:rsid w:val="0083379B"/>
     <w:pPr>
       <w:spacing w:after="100" w:line="240" w:lineRule="auto"/>
     </w:pPr>
@@ -7547,7 +7479,7 @@
     <w:autoRedefine/>
     <w:uiPriority w:val="39"/>
     <w:unhideWhenUsed/>
-    <w:rsid w:val="00E5226F"/>
+    <w:rsid w:val="0083379B"/>
     <w:pPr>
       <w:spacing w:after="100" w:line="240" w:lineRule="auto"/>
       <w:ind w:left="202"/>
@@ -7560,7 +7492,7 @@
     <w:autoRedefine/>
     <w:uiPriority w:val="39"/>
     <w:unhideWhenUsed/>
-    <w:rsid w:val="00E5226F"/>
+    <w:rsid w:val="0083379B"/>
     <w:pPr>
       <w:spacing w:after="100" w:line="240" w:lineRule="auto"/>
       <w:ind w:left="403"/>
@@ -7736,36 +7668,6 @@
     </w:docPart>
     <w:docPart>
       <w:docPartPr>
-        <w:name w:val="9BFD5C51066D48C99208BFEC5304C806"/>
-        <w:category>
-          <w:name w:val="General"/>
-          <w:gallery w:val="placeholder"/>
-        </w:category>
-        <w:types>
-          <w:type w:val="bbPlcHdr"/>
-        </w:types>
-        <w:behaviors>
-          <w:behavior w:val="content"/>
-        </w:behaviors>
-        <w:guid w:val="{F135EA10-22F5-4CF5-9E6F-51CD7F935B0C}"/>
-      </w:docPartPr>
-      <w:docPartBody>
-        <w:p>
-          <w:pPr>
-            <w:pStyle w:val="9BFD5C51066D48C99208BFEC5304C806"/>
-          </w:pPr>
-          <w:r>
-            <w:rPr>
-              <w:rStyle w:val="PlaceholderText"/>
-              <w:color w:val="808080"/>
-            </w:rPr>
-            <w:t>Click or tap here to enter text.</w:t>
-          </w:r>
-        </w:p>
-      </w:docPartBody>
-    </w:docPart>
-    <w:docPart>
-      <w:docPartPr>
         <w:name w:val="4A79C975712B43AF890FAE1E0FA07AEE"/>
         <w:category>
           <w:name w:val="General"/>
@@ -7911,6 +7813,7 @@
   <w:rsids>
     <w:rsidRoot w:val="00F871ED"/>
     <w:rsid w:val="001774EF"/>
+    <w:rsid w:val="00177A5D"/>
     <w:rsid w:val="003D217C"/>
     <w:rsid w:val="00791C3C"/>
     <w:rsid w:val="0093708C"/>

--- a/IT_Technical_Support/Identify_the_Hardware_on_Your_PC.docx
+++ b/IT_Technical_Support/Identify_the_Hardware_on_Your_PC.docx
@@ -970,14 +970,17 @@
         </w:numPr>
       </w:pPr>
       <w:r>
-        <w:t xml:space="preserve">Go to </w:t>
+        <w:t>Go to</w:t>
+      </w:r>
+      <w:r>
+        <w:t xml:space="preserve"> </w:t>
       </w:r>
       <w:hyperlink r:id="rId12" w:history="1">
         <w:r>
           <w:rPr>
             <w:rStyle w:val="Hyperlink"/>
           </w:rPr>
-          <w:t>http://www.piriform.com/speccy</w:t>
+          <w:t>https://www.ccleaner.com/speccy</w:t>
         </w:r>
       </w:hyperlink>
       <w:r>
@@ -7126,7 +7129,7 @@
   <w:style w:type="paragraph" w:default="1" w:styleId="Normal">
     <w:name w:val="Normal"/>
     <w:qFormat/>
-    <w:rsid w:val="0083379B"/>
+    <w:rsid w:val="003A439C"/>
     <w:pPr>
       <w:spacing w:before="160" w:after="80" w:line="336" w:lineRule="auto"/>
     </w:pPr>
@@ -7141,7 +7144,7 @@
     <w:next w:val="Normal"/>
     <w:link w:val="Heading1Char"/>
     <w:qFormat/>
-    <w:rsid w:val="0083379B"/>
+    <w:rsid w:val="003A439C"/>
     <w:pPr>
       <w:keepNext/>
       <w:spacing w:before="400" w:after="200" w:line="240" w:lineRule="auto"/>
@@ -7161,7 +7164,7 @@
     <w:next w:val="Normal"/>
     <w:link w:val="Heading2Char"/>
     <w:qFormat/>
-    <w:rsid w:val="0083379B"/>
+    <w:rsid w:val="003A439C"/>
     <w:pPr>
       <w:keepNext/>
       <w:pBdr>
@@ -7184,7 +7187,7 @@
     <w:basedOn w:val="Normal"/>
     <w:next w:val="Normal"/>
     <w:qFormat/>
-    <w:rsid w:val="0083379B"/>
+    <w:rsid w:val="003A439C"/>
     <w:pPr>
       <w:keepNext/>
       <w:autoSpaceDE w:val="0"/>
@@ -7205,7 +7208,7 @@
     <w:uiPriority w:val="1"/>
     <w:semiHidden/>
     <w:unhideWhenUsed/>
-    <w:rsid w:val="0083379B"/>
+    <w:rsid w:val="003A439C"/>
   </w:style>
   <w:style w:type="table" w:default="1" w:styleId="TableNormal">
     <w:name w:val="Normal Table"/>
@@ -7227,7 +7230,7 @@
     <w:uiPriority w:val="99"/>
     <w:semiHidden/>
     <w:unhideWhenUsed/>
-    <w:rsid w:val="0083379B"/>
+    <w:rsid w:val="003A439C"/>
   </w:style>
   <w:style w:type="table" w:styleId="TableGrid">
     <w:name w:val="Table Grid"/>
@@ -7249,14 +7252,14 @@
     <w:basedOn w:val="Normal"/>
     <w:uiPriority w:val="34"/>
     <w:qFormat/>
-    <w:rsid w:val="0083379B"/>
+    <w:rsid w:val="003A439C"/>
     <w:pPr>
       <w:ind w:left="720"/>
     </w:pPr>
   </w:style>
   <w:style w:type="character" w:styleId="FollowedHyperlink">
     <w:name w:val="FollowedHyperlink"/>
-    <w:rsid w:val="0083379B"/>
+    <w:rsid w:val="003A439C"/>
     <w:rPr>
       <w:color w:val="800080"/>
       <w:u w:val="single"/>
@@ -7266,7 +7269,7 @@
     <w:name w:val="footer"/>
     <w:basedOn w:val="Normal"/>
     <w:link w:val="FooterChar"/>
-    <w:rsid w:val="0083379B"/>
+    <w:rsid w:val="003A439C"/>
     <w:pPr>
       <w:pBdr>
         <w:top w:val="single" w:sz="4" w:space="1" w:color="auto"/>
@@ -7296,7 +7299,7 @@
     <w:name w:val="header"/>
     <w:basedOn w:val="Normal"/>
     <w:link w:val="HeaderChar"/>
-    <w:rsid w:val="0083379B"/>
+    <w:rsid w:val="003A439C"/>
     <w:pPr>
       <w:tabs>
         <w:tab w:val="left" w:pos="5040"/>
@@ -7346,7 +7349,7 @@
   </w:style>
   <w:style w:type="character" w:styleId="Hyperlink">
     <w:name w:val="Hyperlink"/>
-    <w:rsid w:val="0083379B"/>
+    <w:rsid w:val="003A439C"/>
     <w:rPr>
       <w:color w:val="0000FF"/>
       <w:u w:val="single"/>
@@ -7355,7 +7358,7 @@
   <w:style w:type="paragraph" w:customStyle="1" w:styleId="NumberedHeading2">
     <w:name w:val="Numbered Heading 2"/>
     <w:basedOn w:val="Normal"/>
-    <w:rsid w:val="0083379B"/>
+    <w:rsid w:val="003A439C"/>
     <w:pPr>
       <w:numPr>
         <w:numId w:val="1"/>
@@ -7365,7 +7368,7 @@
   <w:style w:type="paragraph" w:customStyle="1" w:styleId="Outlinenumbering">
     <w:name w:val="Outline numbering"/>
     <w:basedOn w:val="Normal"/>
-    <w:rsid w:val="0083379B"/>
+    <w:rsid w:val="003A439C"/>
     <w:pPr>
       <w:numPr>
         <w:numId w:val="2"/>
@@ -7383,7 +7386,7 @@
   <w:style w:type="character" w:styleId="PageNumber">
     <w:name w:val="page number"/>
     <w:basedOn w:val="DefaultParagraphFont"/>
-    <w:rsid w:val="0083379B"/>
+    <w:rsid w:val="003A439C"/>
   </w:style>
   <w:style w:type="character" w:customStyle="1" w:styleId="UnresolvedMention1">
     <w:name w:val="Unresolved Mention1"/>
@@ -7435,7 +7438,7 @@
     <w:uiPriority w:val="39"/>
     <w:unhideWhenUsed/>
     <w:qFormat/>
-    <w:rsid w:val="0083379B"/>
+    <w:rsid w:val="003A439C"/>
     <w:pPr>
       <w:keepLines/>
       <w:spacing w:after="0" w:line="259" w:lineRule="auto"/>
@@ -7452,7 +7455,7 @@
     <w:name w:val="Code"/>
     <w:basedOn w:val="Normal"/>
     <w:qFormat/>
-    <w:rsid w:val="0083379B"/>
+    <w:rsid w:val="003A439C"/>
     <w:pPr>
       <w:spacing w:before="80" w:line="240" w:lineRule="auto"/>
     </w:pPr>
@@ -7467,7 +7470,7 @@
     <w:autoRedefine/>
     <w:uiPriority w:val="39"/>
     <w:unhideWhenUsed/>
-    <w:rsid w:val="0083379B"/>
+    <w:rsid w:val="003A439C"/>
     <w:pPr>
       <w:spacing w:after="100" w:line="240" w:lineRule="auto"/>
     </w:pPr>
@@ -7479,7 +7482,7 @@
     <w:autoRedefine/>
     <w:uiPriority w:val="39"/>
     <w:unhideWhenUsed/>
-    <w:rsid w:val="0083379B"/>
+    <w:rsid w:val="003A439C"/>
     <w:pPr>
       <w:spacing w:after="100" w:line="240" w:lineRule="auto"/>
       <w:ind w:left="202"/>
@@ -7492,7 +7495,7 @@
     <w:autoRedefine/>
     <w:uiPriority w:val="39"/>
     <w:unhideWhenUsed/>
-    <w:rsid w:val="0083379B"/>
+    <w:rsid w:val="003A439C"/>
     <w:pPr>
       <w:spacing w:after="100" w:line="240" w:lineRule="auto"/>
       <w:ind w:left="403"/>
@@ -7815,6 +7818,7 @@
     <w:rsid w:val="001774EF"/>
     <w:rsid w:val="00177A5D"/>
     <w:rsid w:val="003D217C"/>
+    <w:rsid w:val="006A5D54"/>
     <w:rsid w:val="00791C3C"/>
     <w:rsid w:val="0093708C"/>
     <w:rsid w:val="00B23F03"/>
@@ -8294,10 +8298,6 @@
     <w:name w:val="84A384C95F21430EACAF1B160FDC00AF"/>
     <w:rsid w:val="00F871ED"/>
   </w:style>
-  <w:style w:type="paragraph" w:customStyle="1" w:styleId="9BFD5C51066D48C99208BFEC5304C806">
-    <w:name w:val="9BFD5C51066D48C99208BFEC5304C806"/>
-    <w:rsid w:val="00F871ED"/>
-  </w:style>
   <w:style w:type="paragraph" w:customStyle="1" w:styleId="4A79C975712B43AF890FAE1E0FA07AEE">
     <w:name w:val="4A79C975712B43AF890FAE1E0FA07AEE"/>
     <w:rsid w:val="00F871ED"/>
